--- a/worksheets/개별프로젝트_바이브코딩_가이드.docx
+++ b/worksheets/개별프로젝트_바이브코딩_가이드.docx
@@ -1125,6 +1125,106 @@
           <w:sz w:val="24"/>
           <w:szCs w:val="24"/>
         </w:rPr>
+        <w:t xml:space="preserve">여러 번 고친 뒤에는 — 전체 완성본 요청</w:t>
+      </w:r>
+    </w:p>
+    <w:p>
+      <w:pPr>
+        <w:spacing w:after="120"/>
+      </w:pPr>
+      <w:r>
+        <w:rPr>
+          <w:rFonts w:ascii="Malgun Gothic" w:cs="Malgun Gothic" w:eastAsia="Malgun Gothic" w:hAnsi="Malgun Gothic"/>
+          <w:b w:val="false"/>
+          <w:bCs w:val="false"/>
+          <w:i/>
+          <w:iCs/>
+          <w:color w:val="666666"/>
+          <w:sz w:val="19"/>
+          <w:szCs w:val="19"/>
+        </w:rPr>
+        <w:t xml:space="preserve">에러 대응을 몇 번 반복하다 보면 어느 부분이 최신 코드인지 헷갈리기 쉽습니다. 한 파일에서 수정이 3~4번 넘게 오갔다면, 아래처럼 전체 코드를 한 번 정리해서 받아두세요.</w:t>
+      </w:r>
+    </w:p>
+    <w:tbl>
+      <w:tblPr>
+        <w:tblW w:type="dxa" w:w="9350"/>
+        <w:tblBorders>
+          <w:top w:val="single" w:color="BFDED1" w:sz="4"/>
+          <w:left w:val="single" w:color="BFDED1" w:sz="4"/>
+          <w:bottom w:val="single" w:color="BFDED1" w:sz="4"/>
+          <w:right w:val="single" w:color="BFDED1" w:sz="4"/>
+          <w:insideH w:val="single" w:color="BFDED1" w:sz="4"/>
+          <w:insideV w:val="single" w:color="BFDED1" w:sz="4"/>
+        </w:tblBorders>
+      </w:tblPr>
+      <w:tblGrid>
+        <w:gridCol w:w="100"/>
+      </w:tblGrid>
+      <w:tr>
+        <w:tc>
+          <w:tcPr>
+            <w:tcW w:type="dxa" w:w="9350"/>
+            <w:shd w:fill="EDF6F2" w:val="clear"/>
+            <w:tcMar>
+              <w:top w:type="dxa" w:w="180"/>
+              <w:left w:type="dxa" w:w="220"/>
+              <w:bottom w:type="dxa" w:w="180"/>
+              <w:right w:type="dxa" w:w="220"/>
+            </w:tcMar>
+          </w:tcPr>
+          <w:p>
+            <w:pPr>
+              <w:spacing w:after="100"/>
+            </w:pPr>
+            <w:r>
+              <w:rPr>
+                <w:rFonts w:ascii="Malgun Gothic" w:cs="Malgun Gothic" w:eastAsia="Malgun Gothic" w:hAnsi="Malgun Gothic"/>
+                <w:b/>
+                <w:bCs/>
+                <w:color w:val="2F6B52"/>
+                <w:sz w:val="19"/>
+                <w:szCs w:val="19"/>
+              </w:rPr>
+              <w:t xml:space="preserve">프롬프트 예시</w:t>
+            </w:r>
+          </w:p>
+          <w:p>
+            <w:pPr>
+              <w:spacing w:after="0"/>
+            </w:pPr>
+            <w:r>
+              <w:rPr>
+                <w:rFonts w:ascii="Malgun Gothic" w:cs="Malgun Gothic" w:eastAsia="Malgun Gothic" w:hAnsi="Malgun Gothic"/>
+                <w:sz w:val="20"/>
+                <w:szCs w:val="20"/>
+              </w:rPr>
+              <w:t xml:space="preserve">[파일명] 수정 파일의 전체 완성본 형태로 다시 작성해줘.</w:t>
+            </w:r>
+          </w:p>
+        </w:tc>
+      </w:tr>
+    </w:tbl>
+    <w:p>
+      <w:pPr>
+        <w:spacing w:after="140"/>
+      </w:pPr>
+    </w:p>
+    <w:p>
+      <w:pPr>
+        <w:pStyle w:val="Heading2"/>
+        <w:keepNext/>
+        <w:spacing w:after="120" w:before="240"/>
+      </w:pPr>
+      <w:r>
+        <w:rPr>
+          <w:rFonts w:ascii="Malgun Gothic" w:cs="Malgun Gothic" w:eastAsia="Malgun Gothic" w:hAnsi="Malgun Gothic"/>
+          <w:b/>
+          <w:bCs/>
+          <w:color w:val="2F5496"/>
+          <w:sz w:val="24"/>
+          <w:szCs w:val="24"/>
+        </w:rPr>
         <w:t xml:space="preserve">반드시 지킬 것 — 민감정보 보호</w:t>
       </w:r>
     </w:p>
@@ -1154,6 +1254,20 @@
           <w:szCs w:val="21"/>
         </w:rPr>
         <w:t xml:space="preserve">☐  받은 코드를 이해 없이 그대로 실행하지 않는다 — 모르는 부분은 "이 코드에서 OO 부분이 무슨 역할이야?"라고 되물어본다</w:t>
+      </w:r>
+    </w:p>
+    <w:p>
+      <w:pPr>
+        <w:spacing w:after="100"/>
+        <w:ind w:left="260"/>
+      </w:pPr>
+      <w:r>
+        <w:rPr>
+          <w:rFonts w:ascii="Malgun Gothic" w:cs="Malgun Gothic" w:eastAsia="Malgun Gothic" w:hAnsi="Malgun Gothic"/>
+          <w:sz w:val="21"/>
+          <w:szCs w:val="21"/>
+        </w:rPr>
+        <w:t xml:space="preserve">☐  AI가 실제로 존재하지 않는 함수·속성을 지어내 알려줄 수도 있다는 점을 염두에 둔다 — "object has no attribute" 같은 에러가 나면 그 라이브러리에 실제로 있는지부터 되물어본다</w:t>
       </w:r>
     </w:p>
     <w:p>
@@ -1584,8 +1698,59 @@
           <w:sz w:val="24"/>
           <w:szCs w:val="24"/>
         </w:rPr>
-        <w:t xml:space="preserve">센서 프롬프트 ① — 디지털/전용 라이브러리 센서용</w:t>
-      </w:r>
+        <w:t xml:space="preserve">하드웨어 연결 전 반드시 확인할 것 — 전압</w:t>
+      </w:r>
+    </w:p>
+    <w:p>
+      <w:pPr>
+        <w:spacing w:after="120"/>
+      </w:pPr>
+      <w:r>
+        <w:rPr>
+          <w:rFonts w:ascii="Malgun Gothic" w:cs="Malgun Gothic" w:eastAsia="Malgun Gothic" w:hAnsi="Malgun Gothic"/>
+          <w:b w:val="false"/>
+          <w:bCs w:val="false"/>
+          <w:i/>
+          <w:iCs/>
+          <w:color w:val="AA0000"/>
+          <w:sz w:val="19"/>
+          <w:szCs w:val="19"/>
+        </w:rPr>
+        <w:t xml:space="preserve">실제 모의 수업에서 초음파 센서(HC-SR04)를 Echo 핀 5V 신호 그대로 연결할 뻔한 사례가 있었습니다. Pico 2 W의 GPIO 핀은 3.3V 전용이라, 5V 신호를 그대로 연결하면 보드가 손상될 수 있습니다.</w:t>
+      </w:r>
+    </w:p>
+    <w:p>
+      <w:pPr>
+        <w:spacing w:after="100"/>
+        <w:ind w:left="260"/>
+      </w:pPr>
+      <w:r>
+        <w:rPr>
+          <w:rFonts w:ascii="Malgun Gothic" w:cs="Malgun Gothic" w:eastAsia="Malgun Gothic" w:hAnsi="Malgun Gothic"/>
+          <w:sz w:val="21"/>
+          <w:szCs w:val="21"/>
+        </w:rPr>
+        <w:t xml:space="preserve">☐  이 부품의 동작 전압(특히 출력 신호 전압)이 3.3V인지 데이터시트·구매처 설명에서 확인했다</w:t>
+      </w:r>
+    </w:p>
+    <w:p>
+      <w:pPr>
+        <w:spacing w:after="100"/>
+        <w:ind w:left="260"/>
+      </w:pPr>
+      <w:r>
+        <w:rPr>
+          <w:rFonts w:ascii="Malgun Gothic" w:cs="Malgun Gothic" w:eastAsia="Malgun Gothic" w:hAnsi="Malgun Gothic"/>
+          <w:sz w:val="21"/>
+          <w:szCs w:val="21"/>
+        </w:rPr>
+        <w:t xml:space="preserve">☐  5V 신호를 쓰는 부품(예: HC-SR04의 Echo 핀)은 전압 분배 저항(예: 1kΩ+2kΩ)이나 레벨 시프터로 3.3V로 낮춰서 연결했다</w:t>
+      </w:r>
+    </w:p>
+    <w:p>
+      <w:pPr>
+        <w:spacing w:after="80"/>
+      </w:pPr>
     </w:p>
     <w:p>
       <w:pPr>
@@ -1602,7 +1767,48 @@
           <w:sz w:val="19"/>
           <w:szCs w:val="19"/>
         </w:rPr>
-        <w:t xml:space="preserve">DHT11처럼 전용 라이브러리가 있는 센서에 사용하세요.</w:t>
+        <w:t xml:space="preserve">아래 센서 프롬프트에는 전압을 함께 물어보는 항목이 포함되어 있습니다 — 확실하지 않으면 그 답변부터 확인하고 배선하세요.</w:t>
+      </w:r>
+    </w:p>
+    <w:p>
+      <w:pPr>
+        <w:spacing w:after="140"/>
+      </w:pPr>
+    </w:p>
+    <w:p>
+      <w:pPr>
+        <w:pStyle w:val="Heading2"/>
+        <w:keepNext/>
+        <w:spacing w:after="120" w:before="240"/>
+      </w:pPr>
+      <w:r>
+        <w:rPr>
+          <w:rFonts w:ascii="Malgun Gothic" w:cs="Malgun Gothic" w:eastAsia="Malgun Gothic" w:hAnsi="Malgun Gothic"/>
+          <w:b/>
+          <w:bCs/>
+          <w:color w:val="2F5496"/>
+          <w:sz w:val="24"/>
+          <w:szCs w:val="24"/>
+        </w:rPr>
+        <w:t xml:space="preserve">센서 프롬프트 ① — 디지털/전용 라이브러리 센서용</w:t>
+      </w:r>
+    </w:p>
+    <w:p>
+      <w:pPr>
+        <w:spacing w:after="120"/>
+      </w:pPr>
+      <w:r>
+        <w:rPr>
+          <w:rFonts w:ascii="Malgun Gothic" w:cs="Malgun Gothic" w:eastAsia="Malgun Gothic" w:hAnsi="Malgun Gothic"/>
+          <w:b w:val="false"/>
+          <w:bCs w:val="false"/>
+          <w:i/>
+          <w:iCs/>
+          <w:color w:val="666666"/>
+          <w:sz w:val="19"/>
+          <w:szCs w:val="19"/>
+        </w:rPr>
+        <w:t xml:space="preserve">DHT11, HC-SR04(초음파)처럼 전용 라이브러리나 특수 신호 방식이 있는 센서에 사용하세요.</w:t>
       </w:r>
     </w:p>
     <w:tbl>
@@ -1731,6 +1937,15 @@
               <w:br/>
               <w:t xml:space="preserve">3. 파일명은 [파일명, 예: sensor_test.py]</w:t>
             </w:r>
+            <w:r>
+              <w:rPr>
+                <w:rFonts w:ascii="Malgun Gothic" w:cs="Malgun Gothic" w:eastAsia="Malgun Gothic" w:hAnsi="Malgun Gothic"/>
+                <w:sz w:val="20"/>
+                <w:szCs w:val="20"/>
+              </w:rPr>
+              <w:br/>
+              <w:t xml:space="preserve">4. 이 센서의 신호가 3.3V보다 높다면(예: 5V 로직), Pico에 안전하게 연결하는 방법(전압 분배 등)도 함께 알려줘</w:t>
+            </w:r>
           </w:p>
         </w:tc>
       </w:tr>
@@ -2214,7 +2429,7 @@
           <w:sz w:val="24"/>
           <w:szCs w:val="24"/>
         </w:rPr>
-        <w:t xml:space="preserve">통합 프롬프트 — 감지 → 판단 → 동작</w:t>
+        <w:t xml:space="preserve">액추에이터 프롬프트 ③ — 주소지정 LED(네오픽셀 등)용</w:t>
       </w:r>
     </w:p>
     <w:p>
@@ -2232,7 +2447,7 @@
           <w:sz w:val="19"/>
           <w:szCs w:val="19"/>
         </w:rPr>
-        <w:t xml:space="preserve">따로 테스트한 센서·액추에이터 코드를 하나의 자동 제어 로직으로 합치는 단계입니다.</w:t>
+        <w:t xml:space="preserve">네오픽셀(WS2812B)처럼 LED 여러 개를 하나의 데이터선으로 개별 제어하는 부품에 사용하세요. PWM이 아니라 전용 프로토콜(neopixel 라이브러리)을 씁니다.</w:t>
       </w:r>
     </w:p>
     <w:tbl>
@@ -2288,7 +2503,7 @@
                 <w:sz w:val="20"/>
                 <w:szCs w:val="20"/>
               </w:rPr>
-              <w:t xml:space="preserve">나는 Raspberry Pi Pico 2 W로 [프로젝트 한 줄 설명]을 만들고 있어.</w:t>
+              <w:t xml:space="preserve">나는 Raspberry Pi Pico 2 W와 CircuitPython으로 IoT 프로젝트를 만들고 있어.</w:t>
             </w:r>
           </w:p>
           <w:p>
@@ -2301,56 +2516,7 @@
                 <w:sz w:val="20"/>
                 <w:szCs w:val="20"/>
               </w:rPr>
-              <w:t xml:space="preserve">지금까지 아래 코드들을 각각 테스트했어:</w:t>
-            </w:r>
-            <w:r>
-              <w:rPr>
-                <w:rFonts w:ascii="Malgun Gothic" w:cs="Malgun Gothic" w:eastAsia="Malgun Gothic" w:hAnsi="Malgun Gothic"/>
-                <w:sz w:val="20"/>
-                <w:szCs w:val="20"/>
-              </w:rPr>
-              <w:br/>
-              <w:t xml:space="preserve">[센서 코드 붙여넣기]</w:t>
-            </w:r>
-            <w:r>
-              <w:rPr>
-                <w:rFonts w:ascii="Malgun Gothic" w:cs="Malgun Gothic" w:eastAsia="Malgun Gothic" w:hAnsi="Malgun Gothic"/>
-                <w:sz w:val="20"/>
-                <w:szCs w:val="20"/>
-              </w:rPr>
-              <w:br/>
-              <w:t xml:space="preserve">[액추에이터 코드 붙여넣기]</w:t>
-            </w:r>
-          </w:p>
-          <w:p>
-            <w:pPr>
-              <w:spacing w:after="140"/>
-            </w:pPr>
-            <w:r>
-              <w:rPr>
-                <w:rFonts w:ascii="Malgun Gothic" w:cs="Malgun Gothic" w:eastAsia="Malgun Gothic" w:hAnsi="Malgun Gothic"/>
-                <w:sz w:val="20"/>
-                <w:szCs w:val="20"/>
-              </w:rPr>
-              <w:t xml:space="preserve">이 둘을 하나의 main.py로 합쳐서, 아래 로직대로 동작하게 해줘:</w:t>
-            </w:r>
-            <w:r>
-              <w:rPr>
-                <w:rFonts w:ascii="Malgun Gothic" w:cs="Malgun Gothic" w:eastAsia="Malgun Gothic" w:hAnsi="Malgun Gothic"/>
-                <w:sz w:val="20"/>
-                <w:szCs w:val="20"/>
-              </w:rPr>
-              <w:br/>
-              <w:t xml:space="preserve">- [조건, 예: 센서값이 OO보다 작으면] → [동작, 예: 액추에이터를 OO 상태로]</w:t>
-            </w:r>
-            <w:r>
-              <w:rPr>
-                <w:rFonts w:ascii="Malgun Gothic" w:cs="Malgun Gothic" w:eastAsia="Malgun Gothic" w:hAnsi="Malgun Gothic"/>
-                <w:sz w:val="20"/>
-                <w:szCs w:val="20"/>
-              </w:rPr>
-              <w:br/>
-              <w:t xml:space="preserve">- [조건] → [동작]</w:t>
+              <w:t xml:space="preserve">[네오픽셀 등 부품 이름] [LED 개수]개를 핀 [핀 번호]에 연결했어. 이 부품은 PWM이 아니라 neopixel 같은 전용 라이브러리로 각 LED를 개별 제어하는 방식이야.</w:t>
             </w:r>
           </w:p>
           <w:p>
@@ -2363,54 +2529,43 @@
                 <w:sz w:val="20"/>
                 <w:szCs w:val="20"/>
               </w:rPr>
-              <w:t xml:space="preserve">무한 루프(while True)로 계속 감지하면서, 센서 읽기 실패는 이전 값을 유지하도록 예외 처리도 포함해줘.</w:t>
+              <w:t xml:space="preserve">아래 조건으로 코드를 작성해줘:</w:t>
+            </w:r>
+            <w:r>
+              <w:rPr>
+                <w:rFonts w:ascii="Malgun Gothic" w:cs="Malgun Gothic" w:eastAsia="Malgun Gothic" w:hAnsi="Malgun Gothic"/>
+                <w:sz w:val="20"/>
+                <w:szCs w:val="20"/>
+              </w:rPr>
+              <w:br/>
+              <w:t xml:space="preserve">1. 필요한 라이브러리로 초기화 (전체 LED를 [초기 색상, 예: 흰색]으로 초기화)</w:t>
+            </w:r>
+            <w:r>
+              <w:rPr>
+                <w:rFonts w:ascii="Malgun Gothic" w:cs="Malgun Gothic" w:eastAsia="Malgun Gothic" w:hAnsi="Malgun Gothic"/>
+                <w:sz w:val="20"/>
+                <w:szCs w:val="20"/>
+              </w:rPr>
+              <w:br/>
+              <w:t xml:space="preserve">2. [원하는 색상 표현 방식, 예: 순서대로 무지개색 / 특정 개수만 켜기]을 매개변수로 받아 실제 LED에 반영하는 함수 작성</w:t>
+            </w:r>
+            <w:r>
+              <w:rPr>
+                <w:rFonts w:ascii="Malgun Gothic" w:cs="Malgun Gothic" w:eastAsia="Malgun Gothic" w:hAnsi="Malgun Gothic"/>
+                <w:sz w:val="20"/>
+                <w:szCs w:val="20"/>
+              </w:rPr>
+              <w:br/>
+              <w:t xml:space="preserve">3. 테스트로 [원하는 테스트 시나리오]</w:t>
             </w:r>
           </w:p>
         </w:tc>
       </w:tr>
     </w:tbl>
     <w:p>
-      <w:r>
-        <w:br w:type="page"/>
-      </w:r>
-    </w:p>
-    <w:p>
-      <w:pPr>
-        <w:pStyle w:val="Heading1"/>
-        <w:keepNext/>
-        <w:pBdr>
-          <w:bottom w:val="single" w:color="2F5496" w:sz="6"/>
-        </w:pBdr>
-        <w:spacing w:after="160" w:before="320"/>
-      </w:pPr>
-      <w:r>
-        <w:rPr>
-          <w:rFonts w:ascii="Malgun Gothic" w:cs="Malgun Gothic" w:eastAsia="Malgun Gothic" w:hAnsi="Malgun Gothic"/>
-          <w:b/>
-          <w:bCs/>
-          <w:color w:val="1F3864"/>
-          <w:sz w:val="30"/>
-          <w:szCs w:val="30"/>
-        </w:rPr>
-        <w:t xml:space="preserve">2단계 (2주차 상당) · Wi-Fi + REST API + DB 연동</w:t>
-      </w:r>
-    </w:p>
-    <w:p>
-      <w:pPr>
-        <w:spacing w:after="120"/>
-      </w:pPr>
-      <w:r>
-        <w:rPr>
-          <w:rFonts w:ascii="Malgun Gothic" w:cs="Malgun Gothic" w:eastAsia="Malgun Gothic" w:hAnsi="Malgun Gothic"/>
-          <w:b w:val="false"/>
-          <w:bCs w:val="false"/>
-          <w:i w:val="false"/>
-          <w:iCs w:val="false"/>
-          <w:sz w:val="21"/>
-          <w:szCs w:val="21"/>
-        </w:rPr>
-        <w:t xml:space="preserve">Pico를 Wi-Fi에 연결해 Next.js 서버·MySQL과 데이터를 주고받는 단계입니다.</w:t>
-      </w:r>
+      <w:pPr>
+        <w:spacing w:after="140"/>
+      </w:pPr>
     </w:p>
     <w:p>
       <w:pPr>
@@ -2427,7 +2582,25 @@
           <w:sz w:val="24"/>
           <w:szCs w:val="24"/>
         </w:rPr>
-        <w:t xml:space="preserve">Pico Wi-Fi 연결 프롬프트</w:t>
+        <w:t xml:space="preserve">통합 프롬프트 — 감지 → 판단 → 동작</w:t>
+      </w:r>
+    </w:p>
+    <w:p>
+      <w:pPr>
+        <w:spacing w:after="120"/>
+      </w:pPr>
+      <w:r>
+        <w:rPr>
+          <w:rFonts w:ascii="Malgun Gothic" w:cs="Malgun Gothic" w:eastAsia="Malgun Gothic" w:hAnsi="Malgun Gothic"/>
+          <w:b w:val="false"/>
+          <w:bCs w:val="false"/>
+          <w:i/>
+          <w:iCs/>
+          <w:color w:val="666666"/>
+          <w:sz w:val="19"/>
+          <w:szCs w:val="19"/>
+        </w:rPr>
+        <w:t xml:space="preserve">따로 테스트한 센서·액추에이터 코드를 하나의 자동 제어 로직으로 합치는 단계입니다.</w:t>
       </w:r>
     </w:p>
     <w:tbl>
@@ -2483,7 +2656,7 @@
                 <w:sz w:val="20"/>
                 <w:szCs w:val="20"/>
               </w:rPr>
-              <w:t xml:space="preserve">나는 Raspberry Pi Pico 2 W와 CircuitPython으로 IoT 프로젝트를 만들고 있어. Wi-Fi에 연결해서 서버와 통신하려고 해.</w:t>
+              <w:t xml:space="preserve">나는 Raspberry Pi Pico 2 W로 [프로젝트 한 줄 설명]을 만들고 있어.</w:t>
             </w:r>
           </w:p>
           <w:p>
@@ -2496,16 +2669,56 @@
                 <w:sz w:val="20"/>
                 <w:szCs w:val="20"/>
               </w:rPr>
-              <w:t xml:space="preserve">- Wi-Fi 접속 정보는 코드에 직접 쓰지 않고 settings.toml 파일에서 불러오고 싶어</w:t>
-            </w:r>
-            <w:r>
-              <w:rPr>
-                <w:rFonts w:ascii="Malgun Gothic" w:cs="Malgun Gothic" w:eastAsia="Malgun Gothic" w:hAnsi="Malgun Gothic"/>
-                <w:sz w:val="20"/>
-                <w:szCs w:val="20"/>
-              </w:rPr>
-              <w:br/>
-              <w:t xml:space="preserve">- 서버 주소도 마찬가지로 settings.toml에서 관리하고 싶어</w:t>
+              <w:t xml:space="preserve">지금까지 아래 코드들을 각각 테스트했어:</w:t>
+            </w:r>
+            <w:r>
+              <w:rPr>
+                <w:rFonts w:ascii="Malgun Gothic" w:cs="Malgun Gothic" w:eastAsia="Malgun Gothic" w:hAnsi="Malgun Gothic"/>
+                <w:sz w:val="20"/>
+                <w:szCs w:val="20"/>
+              </w:rPr>
+              <w:br/>
+              <w:t xml:space="preserve">[센서 코드 붙여넣기]</w:t>
+            </w:r>
+            <w:r>
+              <w:rPr>
+                <w:rFonts w:ascii="Malgun Gothic" w:cs="Malgun Gothic" w:eastAsia="Malgun Gothic" w:hAnsi="Malgun Gothic"/>
+                <w:sz w:val="20"/>
+                <w:szCs w:val="20"/>
+              </w:rPr>
+              <w:br/>
+              <w:t xml:space="preserve">[액추에이터 코드 붙여넣기]</w:t>
+            </w:r>
+          </w:p>
+          <w:p>
+            <w:pPr>
+              <w:spacing w:after="140"/>
+            </w:pPr>
+            <w:r>
+              <w:rPr>
+                <w:rFonts w:ascii="Malgun Gothic" w:cs="Malgun Gothic" w:eastAsia="Malgun Gothic" w:hAnsi="Malgun Gothic"/>
+                <w:sz w:val="20"/>
+                <w:szCs w:val="20"/>
+              </w:rPr>
+              <w:t xml:space="preserve">이 둘을 하나의 main.py로 합쳐서, 아래 로직대로 동작하게 해줘:</w:t>
+            </w:r>
+            <w:r>
+              <w:rPr>
+                <w:rFonts w:ascii="Malgun Gothic" w:cs="Malgun Gothic" w:eastAsia="Malgun Gothic" w:hAnsi="Malgun Gothic"/>
+                <w:sz w:val="20"/>
+                <w:szCs w:val="20"/>
+              </w:rPr>
+              <w:br/>
+              <w:t xml:space="preserve">- [조건, 예: 센서값이 OO보다 작으면] → [동작, 예: 액추에이터를 OO 상태로]</w:t>
+            </w:r>
+            <w:r>
+              <w:rPr>
+                <w:rFonts w:ascii="Malgun Gothic" w:cs="Malgun Gothic" w:eastAsia="Malgun Gothic" w:hAnsi="Malgun Gothic"/>
+                <w:sz w:val="20"/>
+                <w:szCs w:val="20"/>
+              </w:rPr>
+              <w:br/>
+              <w:t xml:space="preserve">- [조건] → [동작]</w:t>
             </w:r>
           </w:p>
           <w:p>
@@ -2518,34 +2731,54 @@
                 <w:sz w:val="20"/>
                 <w:szCs w:val="20"/>
               </w:rPr>
-              <w:t xml:space="preserve">아래를 작성해줘:</w:t>
-            </w:r>
-            <w:r>
-              <w:rPr>
-                <w:rFonts w:ascii="Malgun Gothic" w:cs="Malgun Gothic" w:eastAsia="Malgun Gothic" w:hAnsi="Malgun Gothic"/>
-                <w:sz w:val="20"/>
-                <w:szCs w:val="20"/>
-              </w:rPr>
-              <w:br/>
-              <w:t xml:space="preserve">1. settings.toml에 들어갈 항목 예시 (SSID, 비밀번호, 서버 주소 키 이름 제안)</w:t>
-            </w:r>
-            <w:r>
-              <w:rPr>
-                <w:rFonts w:ascii="Malgun Gothic" w:cs="Malgun Gothic" w:eastAsia="Malgun Gothic" w:hAnsi="Malgun Gothic"/>
-                <w:sz w:val="20"/>
-                <w:szCs w:val="20"/>
-              </w:rPr>
-              <w:br/>
-              <w:t xml:space="preserve">2. wifi.radio.connect()로 연결하고 연결된 IP를 출력하는 테스트 코드</w:t>
+              <w:t xml:space="preserve">무한 루프(while True)로 계속 감지하면서, 센서 읽기 실패는 이전 값을 유지하도록 예외 처리도 포함해줘.</w:t>
             </w:r>
           </w:p>
         </w:tc>
       </w:tr>
     </w:tbl>
     <w:p>
-      <w:pPr>
-        <w:spacing w:after="140"/>
-      </w:pPr>
+      <w:r>
+        <w:br w:type="page"/>
+      </w:r>
+    </w:p>
+    <w:p>
+      <w:pPr>
+        <w:pStyle w:val="Heading1"/>
+        <w:keepNext/>
+        <w:pBdr>
+          <w:bottom w:val="single" w:color="2F5496" w:sz="6"/>
+        </w:pBdr>
+        <w:spacing w:after="160" w:before="320"/>
+      </w:pPr>
+      <w:r>
+        <w:rPr>
+          <w:rFonts w:ascii="Malgun Gothic" w:cs="Malgun Gothic" w:eastAsia="Malgun Gothic" w:hAnsi="Malgun Gothic"/>
+          <w:b/>
+          <w:bCs/>
+          <w:color w:val="1F3864"/>
+          <w:sz w:val="30"/>
+          <w:szCs w:val="30"/>
+        </w:rPr>
+        <w:t xml:space="preserve">2단계 (2주차 상당) · Wi-Fi + REST API + DB 연동</w:t>
+      </w:r>
+    </w:p>
+    <w:p>
+      <w:pPr>
+        <w:spacing w:after="120"/>
+      </w:pPr>
+      <w:r>
+        <w:rPr>
+          <w:rFonts w:ascii="Malgun Gothic" w:cs="Malgun Gothic" w:eastAsia="Malgun Gothic" w:hAnsi="Malgun Gothic"/>
+          <w:b w:val="false"/>
+          <w:bCs w:val="false"/>
+          <w:i w:val="false"/>
+          <w:iCs w:val="false"/>
+          <w:sz w:val="21"/>
+          <w:szCs w:val="21"/>
+        </w:rPr>
+        <w:t xml:space="preserve">Pico를 Wi-Fi에 연결해 Next.js 서버·MySQL과 데이터를 주고받는 단계입니다.</w:t>
+      </w:r>
     </w:p>
     <w:p>
       <w:pPr>
@@ -2562,7 +2795,7 @@
           <w:sz w:val="24"/>
           <w:szCs w:val="24"/>
         </w:rPr>
-        <w:t xml:space="preserve">DB 스키마 설계 요청 프롬프트</w:t>
+        <w:t xml:space="preserve">Pico Wi-Fi 연결 프롬프트</w:t>
       </w:r>
     </w:p>
     <w:tbl>
@@ -2618,25 +2851,29 @@
                 <w:sz w:val="20"/>
                 <w:szCs w:val="20"/>
               </w:rPr>
-              <w:t xml:space="preserve">나는 [프로젝트 한 줄 설명] 프로젝트를 만들고 있어. MySQL로 아래 데이터를 저장·관리하고 싶어:</w:t>
-            </w:r>
-            <w:r>
-              <w:rPr>
-                <w:rFonts w:ascii="Malgun Gothic" w:cs="Malgun Gothic" w:eastAsia="Malgun Gothic" w:hAnsi="Malgun Gothic"/>
-                <w:sz w:val="20"/>
-                <w:szCs w:val="20"/>
-              </w:rPr>
-              <w:br/>
-              <w:t xml:space="preserve">- 센서 기록용: [저장하고 싶은 센서 값들, 예: 온도, 습도, 조도, ...]</w:t>
-            </w:r>
-            <w:r>
-              <w:rPr>
-                <w:rFonts w:ascii="Malgun Gothic" w:cs="Malgun Gothic" w:eastAsia="Malgun Gothic" w:hAnsi="Malgun Gothic"/>
-                <w:sz w:val="20"/>
-                <w:szCs w:val="20"/>
-              </w:rPr>
-              <w:br/>
-              <w:t xml:space="preserve">- 제어 상태용: [제어하고 싶은 액추에이터 상태들, 예: LED 색상, 서보 각도, ...]</w:t>
+              <w:t xml:space="preserve">나는 Raspberry Pi Pico 2 W와 CircuitPython으로 IoT 프로젝트를 만들고 있어. Wi-Fi에 연결해서 서버와 통신하려고 해.</w:t>
+            </w:r>
+          </w:p>
+          <w:p>
+            <w:pPr>
+              <w:spacing w:after="140"/>
+            </w:pPr>
+            <w:r>
+              <w:rPr>
+                <w:rFonts w:ascii="Malgun Gothic" w:cs="Malgun Gothic" w:eastAsia="Malgun Gothic" w:hAnsi="Malgun Gothic"/>
+                <w:sz w:val="20"/>
+                <w:szCs w:val="20"/>
+              </w:rPr>
+              <w:t xml:space="preserve">- Wi-Fi 접속 정보는 코드에 직접 쓰지 않고 settings.toml 파일에서 불러오고 싶어</w:t>
+            </w:r>
+            <w:r>
+              <w:rPr>
+                <w:rFonts w:ascii="Malgun Gothic" w:cs="Malgun Gothic" w:eastAsia="Malgun Gothic" w:hAnsi="Malgun Gothic"/>
+                <w:sz w:val="20"/>
+                <w:szCs w:val="20"/>
+              </w:rPr>
+              <w:br/>
+              <w:t xml:space="preserve">- 서버 주소도 마찬가지로 settings.toml에서 관리하고 싶어</w:t>
             </w:r>
           </w:p>
           <w:p>
@@ -2649,34 +2886,25 @@
                 <w:sz w:val="20"/>
                 <w:szCs w:val="20"/>
               </w:rPr>
-              <w:t xml:space="preserve">아래 조건으로 CREATE TABLE SQL을 작성해줘:</w:t>
-            </w:r>
-            <w:r>
-              <w:rPr>
-                <w:rFonts w:ascii="Malgun Gothic" w:cs="Malgun Gothic" w:eastAsia="Malgun Gothic" w:hAnsi="Malgun Gothic"/>
-                <w:sz w:val="20"/>
-                <w:szCs w:val="20"/>
-              </w:rPr>
-              <w:br/>
-              <w:t xml:space="preserve">1. 센서 기록 테이블은 기록이 계속 쌓이는 구조 (자동 증가 id, 타임스탬프 포함)</w:t>
-            </w:r>
-            <w:r>
-              <w:rPr>
-                <w:rFonts w:ascii="Malgun Gothic" w:cs="Malgun Gothic" w:eastAsia="Malgun Gothic" w:hAnsi="Malgun Gothic"/>
-                <w:sz w:val="20"/>
-                <w:szCs w:val="20"/>
-              </w:rPr>
-              <w:br/>
-              <w:t xml:space="preserve">2. 제어 상태 테이블은 현재 상태 1개 행만 유지하는 구조</w:t>
-            </w:r>
-            <w:r>
-              <w:rPr>
-                <w:rFonts w:ascii="Malgun Gothic" w:cs="Malgun Gothic" w:eastAsia="Malgun Gothic" w:hAnsi="Malgun Gothic"/>
-                <w:sz w:val="20"/>
-                <w:szCs w:val="20"/>
-              </w:rPr>
-              <w:br/>
-              <w:t xml:space="preserve">3. 데이터베이스 이름은 [DB 이름]</w:t>
+              <w:t xml:space="preserve">아래를 작성해줘:</w:t>
+            </w:r>
+            <w:r>
+              <w:rPr>
+                <w:rFonts w:ascii="Malgun Gothic" w:cs="Malgun Gothic" w:eastAsia="Malgun Gothic" w:hAnsi="Malgun Gothic"/>
+                <w:sz w:val="20"/>
+                <w:szCs w:val="20"/>
+              </w:rPr>
+              <w:br/>
+              <w:t xml:space="preserve">1. settings.toml에 들어갈 항목 예시 (SSID, 비밀번호, 서버 주소 키 이름 제안)</w:t>
+            </w:r>
+            <w:r>
+              <w:rPr>
+                <w:rFonts w:ascii="Malgun Gothic" w:cs="Malgun Gothic" w:eastAsia="Malgun Gothic" w:hAnsi="Malgun Gothic"/>
+                <w:sz w:val="20"/>
+                <w:szCs w:val="20"/>
+              </w:rPr>
+              <w:br/>
+              <w:t xml:space="preserve">2. wifi.radio.connect()로 연결하고 연결된 IP를 출력하는 테스트 코드</w:t>
             </w:r>
           </w:p>
         </w:tc>
@@ -2702,7 +2930,7 @@
           <w:sz w:val="24"/>
           <w:szCs w:val="24"/>
         </w:rPr>
-        <w:t xml:space="preserve">Next.js API Route 생성 프롬프트</w:t>
+        <w:t xml:space="preserve">DB 스키마 설계 요청 프롬프트</w:t>
       </w:r>
     </w:p>
     <w:tbl>
@@ -2758,38 +2986,25 @@
                 <w:sz w:val="20"/>
                 <w:szCs w:val="20"/>
               </w:rPr>
-              <w:t xml:space="preserve">나는 Next.js(App Router, TypeScript) + MySQL(mysql2/promise)로 백엔드를 만들고 있어.</w:t>
-            </w:r>
-            <w:r>
-              <w:rPr>
-                <w:rFonts w:ascii="Malgun Gothic" w:cs="Malgun Gothic" w:eastAsia="Malgun Gothic" w:hAnsi="Malgun Gothic"/>
-                <w:sz w:val="20"/>
-                <w:szCs w:val="20"/>
-              </w:rPr>
-              <w:br/>
-              <w:t xml:space="preserve">DB 연결 유틸리티(src/lib/db.ts)는 [이미 pool로 만들어뒀어: 코드 붙여넣기 / 아직 없으니 먼저 만들어줘]</w:t>
-            </w:r>
-          </w:p>
-          <w:p>
-            <w:pPr>
-              <w:spacing w:after="140"/>
-            </w:pPr>
-            <w:r>
-              <w:rPr>
-                <w:rFonts w:ascii="Malgun Gothic" w:cs="Malgun Gothic" w:eastAsia="Malgun Gothic" w:hAnsi="Malgun Gothic"/>
-                <w:sz w:val="20"/>
-                <w:szCs w:val="20"/>
-              </w:rPr>
-              <w:t xml:space="preserve">아래 테이블 구조를 갖고 있어:</w:t>
-            </w:r>
-            <w:r>
-              <w:rPr>
-                <w:rFonts w:ascii="Malgun Gothic" w:cs="Malgun Gothic" w:eastAsia="Malgun Gothic" w:hAnsi="Malgun Gothic"/>
-                <w:sz w:val="20"/>
-                <w:szCs w:val="20"/>
-              </w:rPr>
-              <w:br/>
-              <w:t xml:space="preserve">[위에서 만든 CREATE TABLE 문 붙여넣기]</w:t>
+              <w:t xml:space="preserve">나는 [프로젝트 한 줄 설명] 프로젝트를 만들고 있어. MySQL로 아래 데이터를 저장·관리하고 싶어:</w:t>
+            </w:r>
+            <w:r>
+              <w:rPr>
+                <w:rFonts w:ascii="Malgun Gothic" w:cs="Malgun Gothic" w:eastAsia="Malgun Gothic" w:hAnsi="Malgun Gothic"/>
+                <w:sz w:val="20"/>
+                <w:szCs w:val="20"/>
+              </w:rPr>
+              <w:br/>
+              <w:t xml:space="preserve">- 센서 기록용: [저장하고 싶은 센서 값들, 예: 온도, 습도, 조도, ...]</w:t>
+            </w:r>
+            <w:r>
+              <w:rPr>
+                <w:rFonts w:ascii="Malgun Gothic" w:cs="Malgun Gothic" w:eastAsia="Malgun Gothic" w:hAnsi="Malgun Gothic"/>
+                <w:sz w:val="20"/>
+                <w:szCs w:val="20"/>
+              </w:rPr>
+              <w:br/>
+              <w:t xml:space="preserve">- 제어 상태용: [제어하고 싶은 액추에이터 상태들, 예: LED 색상, 서보 각도, ...]</w:t>
             </w:r>
           </w:p>
           <w:p>
@@ -2802,39 +3017,62 @@
                 <w:sz w:val="20"/>
                 <w:szCs w:val="20"/>
               </w:rPr>
-              <w:t xml:space="preserve">src/app/api/[경로 이름]/route.ts 파일을 아래 조건으로 작성해줘:</w:t>
-            </w:r>
-            <w:r>
-              <w:rPr>
-                <w:rFonts w:ascii="Malgun Gothic" w:cs="Malgun Gothic" w:eastAsia="Malgun Gothic" w:hAnsi="Malgun Gothic"/>
-                <w:sz w:val="20"/>
-                <w:szCs w:val="20"/>
-              </w:rPr>
-              <w:br/>
-              <w:t xml:space="preserve">1. POST — [무엇을 받아서 저장하는지], 요청 body(JSON) 필수 값 검증 포함</w:t>
-            </w:r>
-            <w:r>
-              <w:rPr>
-                <w:rFonts w:ascii="Malgun Gothic" w:cs="Malgun Gothic" w:eastAsia="Malgun Gothic" w:hAnsi="Malgun Gothic"/>
-                <w:sz w:val="20"/>
-                <w:szCs w:val="20"/>
-              </w:rPr>
-              <w:br/>
-              <w:t xml:space="preserve">2. GET — [무엇을 조회해서 반환하는지]</w:t>
-            </w:r>
-            <w:r>
-              <w:rPr>
-                <w:rFonts w:ascii="Malgun Gothic" w:cs="Malgun Gothic" w:eastAsia="Malgun Gothic" w:hAnsi="Malgun Gothic"/>
-                <w:sz w:val="20"/>
-                <w:szCs w:val="20"/>
-              </w:rPr>
-              <w:br/>
-              <w:t xml:space="preserve">3. 에러 발생 시 500 상태코드와 에러 메시지를 JSON으로 반환</w:t>
+              <w:t xml:space="preserve">아래 조건으로 CREATE TABLE SQL을 작성해줘:</w:t>
+            </w:r>
+            <w:r>
+              <w:rPr>
+                <w:rFonts w:ascii="Malgun Gothic" w:cs="Malgun Gothic" w:eastAsia="Malgun Gothic" w:hAnsi="Malgun Gothic"/>
+                <w:sz w:val="20"/>
+                <w:szCs w:val="20"/>
+              </w:rPr>
+              <w:br/>
+              <w:t xml:space="preserve">1. 센서 기록 테이블은 기록이 계속 쌓이는 구조 (자동 증가 id, 타임스탬프 포함)</w:t>
+            </w:r>
+            <w:r>
+              <w:rPr>
+                <w:rFonts w:ascii="Malgun Gothic" w:cs="Malgun Gothic" w:eastAsia="Malgun Gothic" w:hAnsi="Malgun Gothic"/>
+                <w:sz w:val="20"/>
+                <w:szCs w:val="20"/>
+              </w:rPr>
+              <w:br/>
+              <w:t xml:space="preserve">2. 제어 상태 테이블은 현재 상태 1개 행만 유지하는 구조</w:t>
+            </w:r>
+            <w:r>
+              <w:rPr>
+                <w:rFonts w:ascii="Malgun Gothic" w:cs="Malgun Gothic" w:eastAsia="Malgun Gothic" w:hAnsi="Malgun Gothic"/>
+                <w:sz w:val="20"/>
+                <w:szCs w:val="20"/>
+              </w:rPr>
+              <w:br/>
+              <w:t xml:space="preserve">3. 데이터베이스 이름은 [DB 이름]</w:t>
             </w:r>
           </w:p>
         </w:tc>
       </w:tr>
     </w:tbl>
+    <w:p>
+      <w:pPr>
+        <w:spacing w:after="100"/>
+      </w:pPr>
+    </w:p>
+    <w:p>
+      <w:pPr>
+        <w:spacing w:after="120"/>
+      </w:pPr>
+      <w:r>
+        <w:rPr>
+          <w:rFonts w:ascii="Malgun Gothic" w:cs="Malgun Gothic" w:eastAsia="Malgun Gothic" w:hAnsi="Malgun Gothic"/>
+          <w:b w:val="false"/>
+          <w:bCs w:val="false"/>
+          <w:i/>
+          <w:iCs/>
+          <w:color w:val="AA0000"/>
+          <w:sz w:val="19"/>
+          <w:szCs w:val="19"/>
+        </w:rPr>
+        <w:t xml:space="preserve">⚠️ 실제 모의 수업에서 가장 많이 나온 실수: 여기서 정한 데이터베이스 이름과 .env.local의 DB_NAME 값이 한 글자라도 다르면 "Table ... doesn't exist" 에러가 납니다. 아래 단계로 넘어가기 전에 두 값이 정확히 똑같은지 확인하세요.</w:t>
+      </w:r>
+    </w:p>
     <w:p>
       <w:pPr>
         <w:spacing w:after="140"/>
@@ -2855,7 +3093,7 @@
           <w:sz w:val="24"/>
           <w:szCs w:val="24"/>
         </w:rPr>
-        <w:t xml:space="preserve">Pico → 서버 전송·수신 프롬프트</w:t>
+        <w:t xml:space="preserve">Next.js API Route 생성 프롬프트</w:t>
       </w:r>
     </w:p>
     <w:tbl>
@@ -2911,7 +3149,16 @@
                 <w:sz w:val="20"/>
                 <w:szCs w:val="20"/>
               </w:rPr>
-              <w:t xml:space="preserve">나는 Raspberry Pi Pico 2 W(CircuitPython)에서 Next.js 서버로 REST API 통신을 하려고 해. 서버 주소는 settings.toml의 API_BASE_URL에 있어.</w:t>
+              <w:t xml:space="preserve">나는 Next.js(App Router, TypeScript) + MySQL(mysql2/promise)로 백엔드를 만들고 있어.</w:t>
+            </w:r>
+            <w:r>
+              <w:rPr>
+                <w:rFonts w:ascii="Malgun Gothic" w:cs="Malgun Gothic" w:eastAsia="Malgun Gothic" w:hAnsi="Malgun Gothic"/>
+                <w:sz w:val="20"/>
+                <w:szCs w:val="20"/>
+              </w:rPr>
+              <w:br/>
+              <w:t xml:space="preserve">DB 연결 유틸리티(src/lib/db.ts)는 [이미 pool로 만들어뒀어: 코드 붙여넣기 / 아직 없으니 먼저 만들어줘]</w:t>
             </w:r>
           </w:p>
           <w:p>
@@ -2924,16 +3171,16 @@
                 <w:sz w:val="20"/>
                 <w:szCs w:val="20"/>
               </w:rPr>
-              <w:t xml:space="preserve">아래 API가 이미 만들어져 있어:</w:t>
-            </w:r>
-            <w:r>
-              <w:rPr>
-                <w:rFonts w:ascii="Malgun Gothic" w:cs="Malgun Gothic" w:eastAsia="Malgun Gothic" w:hAnsi="Malgun Gothic"/>
-                <w:sz w:val="20"/>
-                <w:szCs w:val="20"/>
-              </w:rPr>
-              <w:br/>
-              <w:t xml:space="preserve">[API route 코드 또는 요청·응답 형식 설명 붙여넣기]</w:t>
+              <w:t xml:space="preserve">아래 테이블 구조를 갖고 있어:</w:t>
+            </w:r>
+            <w:r>
+              <w:rPr>
+                <w:rFonts w:ascii="Malgun Gothic" w:cs="Malgun Gothic" w:eastAsia="Malgun Gothic" w:hAnsi="Malgun Gothic"/>
+                <w:sz w:val="20"/>
+                <w:szCs w:val="20"/>
+              </w:rPr>
+              <w:br/>
+              <w:t xml:space="preserve">[위에서 만든 CREATE TABLE 문 붙여넣기]</w:t>
             </w:r>
           </w:p>
           <w:p>
@@ -2946,90 +3193,43 @@
                 <w:sz w:val="20"/>
                 <w:szCs w:val="20"/>
               </w:rPr>
-              <w:t xml:space="preserve">아래 조건으로 코드를 작성해줘:</w:t>
-            </w:r>
-            <w:r>
-              <w:rPr>
-                <w:rFonts w:ascii="Malgun Gothic" w:cs="Malgun Gothic" w:eastAsia="Malgun Gothic" w:hAnsi="Malgun Gothic"/>
-                <w:sz w:val="20"/>
-                <w:szCs w:val="20"/>
-              </w:rPr>
-              <w:br/>
-              <w:t xml:space="preserve">1. adafruit_requests로 [몇 초] 간격마다 센서값을 JSON으로 만들어 POST 요청</w:t>
-            </w:r>
-            <w:r>
-              <w:rPr>
-                <w:rFonts w:ascii="Malgun Gothic" w:cs="Malgun Gothic" w:eastAsia="Malgun Gothic" w:hAnsi="Malgun Gothic"/>
-                <w:sz w:val="20"/>
-                <w:szCs w:val="20"/>
-              </w:rPr>
-              <w:br/>
-              <w:t xml:space="preserve">2. 응답 확인 후 반드시 response.close()로 소켓 정리 (CircuitPython은 동시 소켓 수가 적음)</w:t>
-            </w:r>
-            <w:r>
-              <w:rPr>
-                <w:rFonts w:ascii="Malgun Gothic" w:cs="Malgun Gothic" w:eastAsia="Malgun Gothic" w:hAnsi="Malgun Gothic"/>
-                <w:sz w:val="20"/>
-                <w:szCs w:val="20"/>
-              </w:rPr>
-              <w:br/>
-              <w:t xml:space="preserve">3. [필요하면] 서버에서 GET으로 제어 명령을 받아와 액추에이터에 반영</w:t>
-            </w:r>
-            <w:r>
-              <w:rPr>
-                <w:rFonts w:ascii="Malgun Gothic" w:cs="Malgun Gothic" w:eastAsia="Malgun Gothic" w:hAnsi="Malgun Gothic"/>
-                <w:sz w:val="20"/>
-                <w:szCs w:val="20"/>
-              </w:rPr>
-              <w:br/>
-              <w:t xml:space="preserve">4. 통신 실패 시 프로그램이 멈추지 않고 에러만 출력하며 계속 재시도</w:t>
+              <w:t xml:space="preserve">src/app/api/[경로 이름]/route.ts 파일을 아래 조건으로 작성해줘:</w:t>
+            </w:r>
+            <w:r>
+              <w:rPr>
+                <w:rFonts w:ascii="Malgun Gothic" w:cs="Malgun Gothic" w:eastAsia="Malgun Gothic" w:hAnsi="Malgun Gothic"/>
+                <w:sz w:val="20"/>
+                <w:szCs w:val="20"/>
+              </w:rPr>
+              <w:br/>
+              <w:t xml:space="preserve">1. POST — [무엇을 받아서 저장하는지], 요청 body(JSON) 필수 값 검증 포함</w:t>
+            </w:r>
+            <w:r>
+              <w:rPr>
+                <w:rFonts w:ascii="Malgun Gothic" w:cs="Malgun Gothic" w:eastAsia="Malgun Gothic" w:hAnsi="Malgun Gothic"/>
+                <w:sz w:val="20"/>
+                <w:szCs w:val="20"/>
+              </w:rPr>
+              <w:br/>
+              <w:t xml:space="preserve">2. GET — [무엇을 조회해서 반환하는지]</w:t>
+            </w:r>
+            <w:r>
+              <w:rPr>
+                <w:rFonts w:ascii="Malgun Gothic" w:cs="Malgun Gothic" w:eastAsia="Malgun Gothic" w:hAnsi="Malgun Gothic"/>
+                <w:sz w:val="20"/>
+                <w:szCs w:val="20"/>
+              </w:rPr>
+              <w:br/>
+              <w:t xml:space="preserve">3. 에러 발생 시 500 상태코드와 에러 메시지를 JSON으로 반환</w:t>
             </w:r>
           </w:p>
         </w:tc>
       </w:tr>
     </w:tbl>
     <w:p>
-      <w:r>
-        <w:br w:type="page"/>
-      </w:r>
-    </w:p>
-    <w:p>
-      <w:pPr>
-        <w:pStyle w:val="Heading1"/>
-        <w:keepNext/>
-        <w:pBdr>
-          <w:bottom w:val="single" w:color="2F5496" w:sz="6"/>
-        </w:pBdr>
-        <w:spacing w:after="160" w:before="320"/>
-      </w:pPr>
-      <w:r>
-        <w:rPr>
-          <w:rFonts w:ascii="Malgun Gothic" w:cs="Malgun Gothic" w:eastAsia="Malgun Gothic" w:hAnsi="Malgun Gothic"/>
-          <w:b/>
-          <w:bCs/>
-          <w:color w:val="1F3864"/>
-          <w:sz w:val="30"/>
-          <w:szCs w:val="30"/>
-        </w:rPr>
-        <w:t xml:space="preserve">3단계 (3주차 상당) · WebSocket 실시간 + 대시보드</w:t>
-      </w:r>
-    </w:p>
-    <w:p>
-      <w:pPr>
-        <w:spacing w:after="120"/>
-      </w:pPr>
-      <w:r>
-        <w:rPr>
-          <w:rFonts w:ascii="Malgun Gothic" w:cs="Malgun Gothic" w:eastAsia="Malgun Gothic" w:hAnsi="Malgun Gothic"/>
-          <w:b w:val="false"/>
-          <w:bCs w:val="false"/>
-          <w:i w:val="false"/>
-          <w:iCs w:val="false"/>
-          <w:sz w:val="21"/>
-          <w:szCs w:val="21"/>
-        </w:rPr>
-        <w:t xml:space="preserve">REST API의 '몇 초마다 물어보기' 대신, 연결만 하면 값이 실시간으로 흐르는 WebSocket 구조로 바꾸는 단계입니다.</w:t>
-      </w:r>
+      <w:pPr>
+        <w:spacing w:after="140"/>
+      </w:pPr>
     </w:p>
     <w:p>
       <w:pPr>
@@ -3046,7 +3246,7 @@
           <w:sz w:val="24"/>
           <w:szCs w:val="24"/>
         </w:rPr>
-        <w:t xml:space="preserve">Pico WebSocket 서버 구현 프롬프트</w:t>
+        <w:t xml:space="preserve">Pico → 서버 전송·수신 프롬프트</w:t>
       </w:r>
     </w:p>
     <w:tbl>
@@ -3102,7 +3302,7 @@
                 <w:sz w:val="20"/>
                 <w:szCs w:val="20"/>
               </w:rPr>
-              <w:t xml:space="preserve">나는 Raspberry Pi Pico 2 W(CircuitPython)를 WebSocket '서버'로 만들려고 해. (CircuitPython에는 안정적인 WebSocket 클라이언트 라이브러리가 마땅치 않아서, Pico가 서버 역할을 하고 브라우저가 클라이언트로 접속하는 구조를 쓸 거야)</w:t>
+              <w:t xml:space="preserve">나는 Raspberry Pi Pico 2 W(CircuitPython)에서 Next.js 서버로 REST API 통신을 하려고 해. 서버 주소는 settings.toml의 API_BASE_URL에 있어.</w:t>
             </w:r>
           </w:p>
           <w:p>
@@ -3115,16 +3315,16 @@
                 <w:sz w:val="20"/>
                 <w:szCs w:val="20"/>
               </w:rPr>
-              <w:t xml:space="preserve">- 사용 라이브러리: adafruit_httpserver, asyncio (CIRCUITPY/lib에 이미 설치했어)</w:t>
-            </w:r>
-            <w:r>
-              <w:rPr>
-                <w:rFonts w:ascii="Malgun Gothic" w:cs="Malgun Gothic" w:eastAsia="Malgun Gothic" w:hAnsi="Malgun Gothic"/>
-                <w:sz w:val="20"/>
-                <w:szCs w:val="20"/>
-              </w:rPr>
-              <w:br/>
-              <w:t xml:space="preserve">- 이미 만들어둔 센서·액추에이터 코드: [1단계에서 만든 초기화 코드와 함수 붙여넣기]</w:t>
+              <w:t xml:space="preserve">아래 API가 이미 만들어져 있어:</w:t>
+            </w:r>
+            <w:r>
+              <w:rPr>
+                <w:rFonts w:ascii="Malgun Gothic" w:cs="Malgun Gothic" w:eastAsia="Malgun Gothic" w:hAnsi="Malgun Gothic"/>
+                <w:sz w:val="20"/>
+                <w:szCs w:val="20"/>
+              </w:rPr>
+              <w:br/>
+              <w:t xml:space="preserve">[API route 코드 또는 요청·응답 형식 설명 붙여넣기]</w:t>
             </w:r>
           </w:p>
           <w:p>
@@ -3137,43 +3337,90 @@
                 <w:sz w:val="20"/>
                 <w:szCs w:val="20"/>
               </w:rPr>
-              <w:t xml:space="preserve">아래 조건으로 main.py를 작성해줘:</w:t>
-            </w:r>
-            <w:r>
-              <w:rPr>
-                <w:rFonts w:ascii="Malgun Gothic" w:cs="Malgun Gothic" w:eastAsia="Malgun Gothic" w:hAnsi="Malgun Gothic"/>
-                <w:sz w:val="20"/>
-                <w:szCs w:val="20"/>
-              </w:rPr>
-              <w:br/>
-              <w:t xml:space="preserve">1. adafruit_httpserver의 Server와 Websocket으로 "/connect-websocket" 경로에 WebSocket 서버 열기</w:t>
-            </w:r>
-            <w:r>
-              <w:rPr>
-                <w:rFonts w:ascii="Malgun Gothic" w:cs="Malgun Gothic" w:eastAsia="Malgun Gothic" w:hAnsi="Malgun Gothic"/>
-                <w:sz w:val="20"/>
-                <w:szCs w:val="20"/>
-              </w:rPr>
-              <w:br/>
-              <w:t xml:space="preserve">2. asyncio로 아래 3가지를 동시에 처리: HTTP 요청 처리(server.poll()) / 브라우저가 보낸 제어 명령(JSON)을 받아 액추에이터에 즉시 반영 / [몇 초]마다 센서값을 JSON으로 만들어 연결된 브라우저에 전송</w:t>
-            </w:r>
-            <w:r>
-              <w:rPr>
-                <w:rFonts w:ascii="Malgun Gothic" w:cs="Malgun Gothic" w:eastAsia="Malgun Gothic" w:hAnsi="Malgun Gothic"/>
-                <w:sz w:val="20"/>
-                <w:szCs w:val="20"/>
-              </w:rPr>
-              <w:br/>
-              <w:t xml:space="preserve">3. 연결이 끊기거나 새 클라이언트가 접속하면 기존 연결을 안전하게 정리</w:t>
+              <w:t xml:space="preserve">아래 조건으로 코드를 작성해줘:</w:t>
+            </w:r>
+            <w:r>
+              <w:rPr>
+                <w:rFonts w:ascii="Malgun Gothic" w:cs="Malgun Gothic" w:eastAsia="Malgun Gothic" w:hAnsi="Malgun Gothic"/>
+                <w:sz w:val="20"/>
+                <w:szCs w:val="20"/>
+              </w:rPr>
+              <w:br/>
+              <w:t xml:space="preserve">1. adafruit_requests로 [몇 초] 간격마다 센서값을 JSON으로 만들어 POST 요청</w:t>
+            </w:r>
+            <w:r>
+              <w:rPr>
+                <w:rFonts w:ascii="Malgun Gothic" w:cs="Malgun Gothic" w:eastAsia="Malgun Gothic" w:hAnsi="Malgun Gothic"/>
+                <w:sz w:val="20"/>
+                <w:szCs w:val="20"/>
+              </w:rPr>
+              <w:br/>
+              <w:t xml:space="preserve">2. try-finally 구조로, 요청 중 에러가 나도 response.close()가 반드시 실행되도록 소켓 정리 (CircuitPython은 동시 소켓 수가 적어서 안 닫으면 몇 번 만에 통신이 막힘)</w:t>
+            </w:r>
+            <w:r>
+              <w:rPr>
+                <w:rFonts w:ascii="Malgun Gothic" w:cs="Malgun Gothic" w:eastAsia="Malgun Gothic" w:hAnsi="Malgun Gothic"/>
+                <w:sz w:val="20"/>
+                <w:szCs w:val="20"/>
+              </w:rPr>
+              <w:br/>
+              <w:t xml:space="preserve">3. [필요하면] 서버에서 GET으로 제어 명령을 받아와 액추에이터에 반영</w:t>
+            </w:r>
+            <w:r>
+              <w:rPr>
+                <w:rFonts w:ascii="Malgun Gothic" w:cs="Malgun Gothic" w:eastAsia="Malgun Gothic" w:hAnsi="Malgun Gothic"/>
+                <w:sz w:val="20"/>
+                <w:szCs w:val="20"/>
+              </w:rPr>
+              <w:br/>
+              <w:t xml:space="preserve">4. 통신 실패 시 프로그램이 멈추지 않고 에러만 출력하며 계속 재시도</w:t>
             </w:r>
           </w:p>
         </w:tc>
       </w:tr>
     </w:tbl>
     <w:p>
-      <w:pPr>
-        <w:spacing w:after="140"/>
-      </w:pPr>
+      <w:r>
+        <w:br w:type="page"/>
+      </w:r>
+    </w:p>
+    <w:p>
+      <w:pPr>
+        <w:pStyle w:val="Heading1"/>
+        <w:keepNext/>
+        <w:pBdr>
+          <w:bottom w:val="single" w:color="2F5496" w:sz="6"/>
+        </w:pBdr>
+        <w:spacing w:after="160" w:before="320"/>
+      </w:pPr>
+      <w:r>
+        <w:rPr>
+          <w:rFonts w:ascii="Malgun Gothic" w:cs="Malgun Gothic" w:eastAsia="Malgun Gothic" w:hAnsi="Malgun Gothic"/>
+          <w:b/>
+          <w:bCs/>
+          <w:color w:val="1F3864"/>
+          <w:sz w:val="30"/>
+          <w:szCs w:val="30"/>
+        </w:rPr>
+        <w:t xml:space="preserve">3단계 (3주차 상당) · WebSocket 실시간 + 대시보드</w:t>
+      </w:r>
+    </w:p>
+    <w:p>
+      <w:pPr>
+        <w:spacing w:after="120"/>
+      </w:pPr>
+      <w:r>
+        <w:rPr>
+          <w:rFonts w:ascii="Malgun Gothic" w:cs="Malgun Gothic" w:eastAsia="Malgun Gothic" w:hAnsi="Malgun Gothic"/>
+          <w:b w:val="false"/>
+          <w:bCs w:val="false"/>
+          <w:i w:val="false"/>
+          <w:iCs w:val="false"/>
+          <w:sz w:val="21"/>
+          <w:szCs w:val="21"/>
+        </w:rPr>
+        <w:t xml:space="preserve">REST API의 '몇 초마다 물어보기' 대신, 연결만 하면 값이 실시간으로 흐르는 WebSocket 구조로 바꾸는 단계입니다.</w:t>
+      </w:r>
     </w:p>
     <w:p>
       <w:pPr>
@@ -3190,7 +3437,7 @@
           <w:sz w:val="24"/>
           <w:szCs w:val="24"/>
         </w:rPr>
-        <w:t xml:space="preserve">대시보드 WebSocket 클라이언트 프롬프트</w:t>
+        <w:t xml:space="preserve">Pico WebSocket 서버 구현 프롬프트</w:t>
       </w:r>
     </w:p>
     <w:tbl>
@@ -3246,7 +3493,201 @@
                 <w:sz w:val="20"/>
                 <w:szCs w:val="20"/>
               </w:rPr>
-              <w:t xml:space="preserve">나는 Next.js(App Router, TypeScript, "use client") 대시보드에서 브라우저 내장 WebSocket으로 Pico에 직접 접속하려고 해. Pico는 ws://[Pico IP]:5000/connect-websocket 주소에서 WebSocket 서버로 동작하고 있어.</w:t>
+              <w:t xml:space="preserve">나는 Raspberry Pi Pico 2 W(CircuitPython)를 WebSocket '서버'로 만들려고 해. (CircuitPython에는 안정적인 WebSocket 클라이언트 라이브러리가 마땅치 않아서, Pico가 서버 역할을 하고 브라우저가 클라이언트로 접속하는 구조를 쓸 거야)</w:t>
+            </w:r>
+          </w:p>
+          <w:p>
+            <w:pPr>
+              <w:spacing w:after="140"/>
+            </w:pPr>
+            <w:r>
+              <w:rPr>
+                <w:rFonts w:ascii="Malgun Gothic" w:cs="Malgun Gothic" w:eastAsia="Malgun Gothic" w:hAnsi="Malgun Gothic"/>
+                <w:sz w:val="20"/>
+                <w:szCs w:val="20"/>
+              </w:rPr>
+              <w:t xml:space="preserve">- 사용 라이브러리: adafruit_httpserver, asyncio (CIRCUITPY/lib에 이미 설치했어)</w:t>
+            </w:r>
+            <w:r>
+              <w:rPr>
+                <w:rFonts w:ascii="Malgun Gothic" w:cs="Malgun Gothic" w:eastAsia="Malgun Gothic" w:hAnsi="Malgun Gothic"/>
+                <w:sz w:val="20"/>
+                <w:szCs w:val="20"/>
+              </w:rPr>
+              <w:br/>
+              <w:t xml:space="preserve">- 이미 만들어둔 센서·액추에이터 코드: [1단계에서 만든 초기화 코드와 함수 붙여넣기]</w:t>
+            </w:r>
+          </w:p>
+          <w:p>
+            <w:pPr>
+              <w:spacing w:after="0"/>
+            </w:pPr>
+            <w:r>
+              <w:rPr>
+                <w:rFonts w:ascii="Malgun Gothic" w:cs="Malgun Gothic" w:eastAsia="Malgun Gothic" w:hAnsi="Malgun Gothic"/>
+                <w:sz w:val="20"/>
+                <w:szCs w:val="20"/>
+              </w:rPr>
+              <w:t xml:space="preserve">아래 조건으로 main.py를 작성해줘:</w:t>
+            </w:r>
+            <w:r>
+              <w:rPr>
+                <w:rFonts w:ascii="Malgun Gothic" w:cs="Malgun Gothic" w:eastAsia="Malgun Gothic" w:hAnsi="Malgun Gothic"/>
+                <w:sz w:val="20"/>
+                <w:szCs w:val="20"/>
+              </w:rPr>
+              <w:br/>
+              <w:t xml:space="preserve">1. adafruit_httpserver의 Server와 Websocket으로 포트 [포트 번호, 예: 5000]의 "/connect-websocket" 경로에 WebSocket 서버 열기 (server.start(..., port=[포트 번호]) 형태로 포트를 명시해줘)</w:t>
+            </w:r>
+            <w:r>
+              <w:rPr>
+                <w:rFonts w:ascii="Malgun Gothic" w:cs="Malgun Gothic" w:eastAsia="Malgun Gothic" w:hAnsi="Malgun Gothic"/>
+                <w:sz w:val="20"/>
+                <w:szCs w:val="20"/>
+              </w:rPr>
+              <w:br/>
+              <w:t xml:space="preserve">2. asyncio로 아래 3가지를 동시에 처리: HTTP 요청 처리(server.poll()) / 브라우저가 보낸 제어 명령(JSON)을 받아 액추에이터에 즉시 반영 / [몇 초]마다 센서값을 JSON으로 만들어 연결된 브라우저에 전송</w:t>
+            </w:r>
+            <w:r>
+              <w:rPr>
+                <w:rFonts w:ascii="Malgun Gothic" w:cs="Malgun Gothic" w:eastAsia="Malgun Gothic" w:hAnsi="Malgun Gothic"/>
+                <w:sz w:val="20"/>
+                <w:szCs w:val="20"/>
+              </w:rPr>
+              <w:br/>
+              <w:t xml:space="preserve">3. 연결이 끊기거나 새 클라이언트가 접속하면 기존 연결을 안전하게 정리</w:t>
+            </w:r>
+            <w:r>
+              <w:rPr>
+                <w:rFonts w:ascii="Malgun Gothic" w:cs="Malgun Gothic" w:eastAsia="Malgun Gothic" w:hAnsi="Malgun Gothic"/>
+                <w:sz w:val="20"/>
+                <w:szCs w:val="20"/>
+              </w:rPr>
+              <w:br/>
+              <w:t xml:space="preserve">4. Websocket 객체의 연결 상태를 확인할 때, 존재하지 않을 수도 있는 속성(.connected 등)에 의존하지 말고 receive/send 호출 시 발생하는 예외(OSError 등)로 연결 끊김을 감지해줘</w:t>
+            </w:r>
+          </w:p>
+        </w:tc>
+      </w:tr>
+    </w:tbl>
+    <w:p>
+      <w:pPr>
+        <w:spacing w:after="100"/>
+      </w:pPr>
+    </w:p>
+    <w:p>
+      <w:pPr>
+        <w:spacing w:after="120"/>
+      </w:pPr>
+      <w:r>
+        <w:rPr>
+          <w:rFonts w:ascii="Malgun Gothic" w:cs="Malgun Gothic" w:eastAsia="Malgun Gothic" w:hAnsi="Malgun Gothic"/>
+          <w:b w:val="false"/>
+          <w:bCs w:val="false"/>
+          <w:i/>
+          <w:iCs/>
+          <w:color w:val="AA0000"/>
+          <w:sz w:val="19"/>
+          <w:szCs w:val="19"/>
+        </w:rPr>
+        <w:t xml:space="preserve">⚠️ 실제 모의 수업에서 AI가 이 라이브러리에 실제로 없는 Websocket.connected 속성을 쓴 코드를 준 적이 있습니다. 에러 메시지에 "object has no attribute"가 보이면, AI가 존재하지 않는 함수·속성을 지어낸 것일 수 있습니다 — "이 속성이 실제로 이 라이브러리에 있는지 확인해줘. 없다면 예외 처리(try-except)로 대체해줘"라고 되물어보세요.</w:t>
+      </w:r>
+    </w:p>
+    <w:p>
+      <w:pPr>
+        <w:spacing w:after="140"/>
+      </w:pPr>
+    </w:p>
+    <w:p>
+      <w:pPr>
+        <w:pStyle w:val="Heading2"/>
+        <w:keepNext/>
+        <w:spacing w:after="120" w:before="240"/>
+      </w:pPr>
+      <w:r>
+        <w:rPr>
+          <w:rFonts w:ascii="Malgun Gothic" w:cs="Malgun Gothic" w:eastAsia="Malgun Gothic" w:hAnsi="Malgun Gothic"/>
+          <w:b/>
+          <w:bCs/>
+          <w:color w:val="2F5496"/>
+          <w:sz w:val="24"/>
+          <w:szCs w:val="24"/>
+        </w:rPr>
+        <w:t xml:space="preserve">대시보드 WebSocket 클라이언트 프롬프트</w:t>
+      </w:r>
+    </w:p>
+    <w:p>
+      <w:pPr>
+        <w:spacing w:after="120"/>
+      </w:pPr>
+      <w:r>
+        <w:rPr>
+          <w:rFonts w:ascii="Malgun Gothic" w:cs="Malgun Gothic" w:eastAsia="Malgun Gothic" w:hAnsi="Malgun Gothic"/>
+          <w:b w:val="false"/>
+          <w:bCs w:val="false"/>
+          <w:i/>
+          <w:iCs/>
+          <w:color w:val="666666"/>
+          <w:sz w:val="19"/>
+          <w:szCs w:val="19"/>
+        </w:rPr>
+        <w:t xml:space="preserve">Pico 쪽 프롬프트에서 정한 포트 번호와 반드시 같은 번호를 아래 [포트 번호]에 넣으세요.</w:t>
+      </w:r>
+    </w:p>
+    <w:tbl>
+      <w:tblPr>
+        <w:tblW w:type="dxa" w:w="9350"/>
+        <w:tblBorders>
+          <w:top w:val="single" w:color="BFDED1" w:sz="4"/>
+          <w:left w:val="single" w:color="BFDED1" w:sz="4"/>
+          <w:bottom w:val="single" w:color="BFDED1" w:sz="4"/>
+          <w:right w:val="single" w:color="BFDED1" w:sz="4"/>
+          <w:insideH w:val="single" w:color="BFDED1" w:sz="4"/>
+          <w:insideV w:val="single" w:color="BFDED1" w:sz="4"/>
+        </w:tblBorders>
+      </w:tblPr>
+      <w:tblGrid>
+        <w:gridCol w:w="100"/>
+      </w:tblGrid>
+      <w:tr>
+        <w:tc>
+          <w:tcPr>
+            <w:tcW w:type="dxa" w:w="9350"/>
+            <w:shd w:fill="EDF6F2" w:val="clear"/>
+            <w:tcMar>
+              <w:top w:type="dxa" w:w="180"/>
+              <w:left w:type="dxa" w:w="220"/>
+              <w:bottom w:type="dxa" w:w="180"/>
+              <w:right w:type="dxa" w:w="220"/>
+            </w:tcMar>
+          </w:tcPr>
+          <w:p>
+            <w:pPr>
+              <w:spacing w:after="100"/>
+            </w:pPr>
+            <w:r>
+              <w:rPr>
+                <w:rFonts w:ascii="Malgun Gothic" w:cs="Malgun Gothic" w:eastAsia="Malgun Gothic" w:hAnsi="Malgun Gothic"/>
+                <w:b/>
+                <w:bCs/>
+                <w:color w:val="2F6B52"/>
+                <w:sz w:val="19"/>
+                <w:szCs w:val="19"/>
+              </w:rPr>
+              <w:t xml:space="preserve">프롬프트 예시</w:t>
+            </w:r>
+          </w:p>
+          <w:p>
+            <w:pPr>
+              <w:spacing w:after="140"/>
+            </w:pPr>
+            <w:r>
+              <w:rPr>
+                <w:rFonts w:ascii="Malgun Gothic" w:cs="Malgun Gothic" w:eastAsia="Malgun Gothic" w:hAnsi="Malgun Gothic"/>
+                <w:sz w:val="20"/>
+                <w:szCs w:val="20"/>
+              </w:rPr>
+              <w:t xml:space="preserve">나는 Next.js(App Router, TypeScript, "use client") 대시보드에서 브라우저 내장 WebSocket으로 Pico에 직접 접속하려고 해. Pico는 ws://[Pico IP]:[포트 번호, 예: 5000]/connect-websocket 주소에서 WebSocket 서버로 동작하고 있어.</w:t>
             </w:r>
           </w:p>
           <w:p>
